--- a/CHECKLISTS/CARGO SHIP SAFETY RADIOTELEPHONY CERTIFICATE/CHECK LIST/SARCE-01.docx
+++ b/CHECKLISTS/CARGO SHIP SAFETY RADIOTELEPHONY CERTIFICATE/CHECK LIST/SARCE-01.docx
@@ -1317,24 +1317,18 @@
           </w:p>
         </w:tc>
         <w:tc>
-          <w:tcPr>
-            <w:tcW w:w="7230" w:type="dxa"/>
-            <w:gridSpan w:val="4"/>
-            <w:tcBorders>
-              <w:top w:val="single" w:sz="5" w:space="0" w:color="000000"/>
-              <w:left w:val="single" w:sz="7" w:space="0" w:color="000000"/>
-              <w:bottom w:val="single" w:sz="5" w:space="0" w:color="000000"/>
-              <w:right w:val="single" w:sz="7" w:space="0" w:color="000000"/>
-            </w:tcBorders>
-          </w:tcPr>
-          <w:p>
-            <w:pPr>
-              <w:rPr>
-                <w:rFonts w:cstheme="minorHAnsi"/>
-                <w:sz w:val="20"/>
-              </w:rPr>
-            </w:pPr>
-          </w:p>
+          <w:sdt>
+            <w:sdtPr>
+              <w:tag w:val="ship_type"/>
+            </w:sdtPr>
+            <w:sdtContent>
+              <w:p>
+                <w:r>
+                  <w:t>{ship_type}</w:t>
+                </w:r>
+              </w:p>
+            </w:sdtContent>
+          </w:sdt>
         </w:tc>
       </w:tr>
       <w:tr>

--- a/CHECKLISTS/CARGO SHIP SAFETY RADIOTELEPHONY CERTIFICATE/CHECK LIST/SARCE-01.docx
+++ b/CHECKLISTS/CARGO SHIP SAFETY RADIOTELEPHONY CERTIFICATE/CHECK LIST/SARCE-01.docx
@@ -13895,169 +13895,26 @@
     </w:p>
     <w:p>
       <w:pPr>
-        <w:tabs>
-          <w:tab w:val="left" w:pos="5506"/>
-        </w:tabs>
-        <w:spacing w:line="20" w:lineRule="atLeast"/>
-        <w:ind w:left="124"/>
-        <w:jc w:val="center"/>
-        <w:rPr>
-          <w:rFonts w:eastAsia="Times New Roman" w:cstheme="minorHAnsi"/>
-          <w:sz w:val="2"/>
-          <w:szCs w:val="2"/>
-        </w:rPr>
+        <w:jc w:val="right"/>
+        <w:spacing w:after="200"/>
       </w:pPr>
-      <w:r>
-        <w:rPr>
-          <w:rFonts w:cstheme="minorHAnsi"/>
-          <w:sz w:val="2"/>
-        </w:rPr>
-      </w:r>
-      <w:r>
-        <w:rPr>
-          <w:rFonts w:cstheme="minorHAnsi"/>
-          <w:sz w:val="2"/>
-        </w:rPr>
-        <w:pict w14:anchorId="18645030">
-          <v:group id="_x0000_s1029" style="width:177.9pt;height:.6pt;mso-position-horizontal-relative:char;mso-position-vertical-relative:line" coordsize="3558,12">
-            <v:group id="_x0000_s1030" style="position:absolute;left:6;top:6;width:3546;height:2" coordorigin="6,6" coordsize="3546,2">
-              <v:shape id="_x0000_s1031" style="position:absolute;left:6;top:6;width:3546;height:2" coordorigin="6,6" coordsize="3546,0" path="m6,6r3546,e" filled="f" strokeweight=".58pt">
-                <v:path arrowok="t"/>
-              </v:shape>
-            </v:group>
-            <w10:wrap type="none"/>
-            <w10:anchorlock/>
-          </v:group>
-        </w:pict>
-      </w:r>
-      <w:r>
-        <w:rPr>
-          <w:rFonts w:cstheme="minorHAnsi"/>
-          <w:sz w:val="2"/>
-        </w:rPr>
-        <w:tab/>
-      </w:r>
-      <w:r>
-        <w:rPr>
-          <w:rFonts w:cstheme="minorHAnsi"/>
-          <w:sz w:val="2"/>
-        </w:rPr>
-      </w:r>
-      <w:r>
-        <w:rPr>
-          <w:rFonts w:cstheme="minorHAnsi"/>
-          <w:sz w:val="2"/>
-        </w:rPr>
-        <w:pict w14:anchorId="4E4D8190">
-          <v:group id="_x0000_s1026" style="width:263.2pt;height:.6pt;mso-position-horizontal-relative:char;mso-position-vertical-relative:line" coordsize="5264,12">
-            <v:group id="_x0000_s1027" style="position:absolute;left:6;top:6;width:5253;height:2" coordorigin="6,6" coordsize="5253,2">
-              <v:shape id="_x0000_s1028" style="position:absolute;left:6;top:6;width:5253;height:2" coordorigin="6,6" coordsize="5253,0" path="m6,6r5252,e" filled="f" strokeweight=".58pt">
-                <v:path arrowok="t"/>
-              </v:shape>
-            </v:group>
-            <w10:wrap type="none"/>
-            <w10:anchorlock/>
-          </v:group>
-        </w:pict>
-      </w:r>
-      <w:r>
-        <w:rPr>
-          <w:rFonts w:cstheme="minorHAnsi"/>
-          <w:sz w:val="2"/>
-        </w:rPr>
-        <w:t xml:space="preserve">                   </w:t>
-      </w:r>
-      <w:r>
-        <w:rPr>
-          <w:rFonts w:cstheme="minorHAnsi"/>
-          <w:spacing w:val="-1"/>
-          <w:sz w:val="20"/>
-        </w:rPr>
-        <w:t>Date</w:t>
-      </w:r>
-      <w:r>
-        <w:rPr>
-          <w:rFonts w:cstheme="minorHAnsi"/>
-          <w:spacing w:val="-4"/>
-          <w:sz w:val="20"/>
-        </w:rPr>
-        <w:t xml:space="preserve"> </w:t>
-      </w:r>
-      <w:r>
-        <w:rPr>
-          <w:rFonts w:cstheme="minorHAnsi"/>
-          <w:spacing w:val="-1"/>
-          <w:sz w:val="20"/>
-        </w:rPr>
-        <w:t>and</w:t>
-      </w:r>
-      <w:r>
-        <w:rPr>
-          <w:rFonts w:cstheme="minorHAnsi"/>
-          <w:spacing w:val="-3"/>
-          <w:sz w:val="20"/>
-        </w:rPr>
-        <w:t xml:space="preserve"> </w:t>
-      </w:r>
-      <w:r>
-        <w:rPr>
-          <w:rFonts w:cstheme="minorHAnsi"/>
-          <w:spacing w:val="-1"/>
-          <w:sz w:val="20"/>
-        </w:rPr>
-        <w:t>Place</w:t>
-      </w:r>
-      <w:r>
-        <w:rPr>
-          <w:rFonts w:cstheme="minorHAnsi"/>
-          <w:spacing w:val="-2"/>
-          <w:sz w:val="20"/>
-        </w:rPr>
-        <w:t xml:space="preserve"> </w:t>
-      </w:r>
-      <w:r>
-        <w:rPr>
-          <w:rFonts w:cstheme="minorHAnsi"/>
-          <w:spacing w:val="-1"/>
-          <w:sz w:val="20"/>
-        </w:rPr>
-        <w:t>of</w:t>
-      </w:r>
-      <w:r>
-        <w:rPr>
-          <w:rFonts w:cstheme="minorHAnsi"/>
-          <w:spacing w:val="-2"/>
-          <w:sz w:val="20"/>
-        </w:rPr>
-        <w:t xml:space="preserve"> </w:t>
-      </w:r>
-      <w:r>
-        <w:rPr>
-          <w:rFonts w:cstheme="minorHAnsi"/>
-          <w:sz w:val="20"/>
-        </w:rPr>
-        <w:t>Survey</w:t>
-      </w:r>
-      <w:r>
-        <w:rPr>
-          <w:rFonts w:eastAsia="Times New Roman" w:cstheme="minorHAnsi"/>
-          <w:sz w:val="20"/>
-        </w:rPr>
-        <w:tab/>
-      </w:r>
-      <w:r>
-        <w:rPr>
-          <w:rFonts w:eastAsia="Times New Roman" w:cstheme="minorHAnsi"/>
-          <w:sz w:val="20"/>
-        </w:rPr>
-        <w:t xml:space="preserve">                           </w:t>
-      </w:r>
-      <w:r>
-        <w:rPr>
-          <w:rFonts w:cstheme="minorHAnsi"/>
-          <w:b/>
-          <w:sz w:val="16"/>
-        </w:rPr>
+      <w:sdt>
+        <w:sdtPr>
+          <w:tag w:val="surveyor_name"/>
+        </w:sdtPr>
+        <w:sdtContent>
+          <w:r>
+            <w:t>{surveyor_name}</w:t>
+          </w:r>
+        </w:sdtContent>
+      </w:sdt>
+      <w:r>
+        <w:rPr>
+          <w:rFonts w:ascii="Arial" w:hAnsi="Arial"/>
+          <w:bold/>
+          <w:sz w:val="18"/>
+        </w:rPr>
+        <w:br/>
         <w:t>GR CLASS REPRESENTATIVE</w:t>
       </w:r>
     </w:p>
